--- a/documentacao_projeto (1).docx
+++ b/documentacao_projeto (1).docx
@@ -126,7 +126,167 @@
           <w:rtl w:val="0"/>
           <w:lang w:val="pt-BR"/>
         </w:rPr>
-        <w:t>3</w:t>
+        <w:t>0</w:t>
+      </w:r>
+    </w:p>
+    <w:p>
+      <w:pPr>
+        <w:spacing w:after="0" w:line="360" w:lineRule="auto"/>
+        <w:rPr>
+          <w:rFonts w:ascii="Times New Roman" w:hAnsi="Times New Roman" w:eastAsia="Times New Roman" w:cs="Times New Roman"/>
+        </w:rPr>
+      </w:pPr>
+      <w:r>
+        <w:rPr>
+          <w:rFonts w:ascii="Times New Roman" w:hAnsi="Times New Roman" w:eastAsia="Times New Roman" w:cs="Times New Roman"/>
+          <w:b/>
+          <w:bCs/>
+          <w:rtl w:val="0"/>
+        </w:rPr>
+        <w:t>Responsáveis: Gustavo Caires da Silva</w:t>
+      </w:r>
+    </w:p>
+    <w:p>
+      <w:pPr>
+        <w:spacing w:after="0" w:line="360" w:lineRule="auto"/>
+        <w:rPr>
+          <w:rFonts w:ascii="Times New Roman" w:hAnsi="Times New Roman" w:eastAsia="Times New Roman" w:cs="Times New Roman"/>
+          <w:b/>
+          <w:bCs/>
+        </w:rPr>
+      </w:pPr>
+      <w:r>
+        <w:rPr>
+          <w:rFonts w:ascii="Times New Roman" w:hAnsi="Times New Roman" w:eastAsia="Times New Roman" w:cs="Times New Roman"/>
+          <w:b/>
+          <w:bCs/>
+          <w:rtl w:val="0"/>
+        </w:rPr>
+        <w:t>Data de execução: 10/03/2026</w:t>
+      </w:r>
+    </w:p>
+    <w:p>
+      <w:pPr>
+        <w:spacing w:after="0" w:line="360" w:lineRule="auto"/>
+        <w:rPr>
+          <w:rFonts w:ascii="Times New Roman" w:hAnsi="Times New Roman" w:eastAsia="Times New Roman" w:cs="Times New Roman"/>
+          <w:b/>
+          <w:bCs/>
+        </w:rPr>
+      </w:pPr>
+      <w:r>
+        <w:rPr>
+          <w:rFonts w:ascii="Times New Roman" w:hAnsi="Times New Roman" w:eastAsia="Times New Roman" w:cs="Times New Roman"/>
+          <w:b/>
+          <w:bCs/>
+          <w:rtl w:val="0"/>
+        </w:rPr>
+        <w:t>Repositório github: https://github.com/gustaa23/projeto_profissional_analise_dados</w:t>
+      </w:r>
+    </w:p>
+    <w:p>
+      <w:pPr>
+        <w:spacing w:after="0" w:line="360" w:lineRule="auto"/>
+        <w:rPr>
+          <w:rFonts w:ascii="Times New Roman" w:hAnsi="Times New Roman" w:eastAsia="Times New Roman" w:cs="Times New Roman"/>
+          <w:b/>
+          <w:bCs/>
+        </w:rPr>
+      </w:pPr>
+    </w:p>
+    <w:p>
+      <w:pPr>
+        <w:spacing w:after="0" w:line="360" w:lineRule="auto"/>
+        <w:rPr>
+          <w:rFonts w:ascii="Times New Roman" w:hAnsi="Times New Roman" w:eastAsia="Times New Roman" w:cs="Times New Roman"/>
+          <w:b/>
+          <w:bCs/>
+        </w:rPr>
+      </w:pPr>
+      <w:r>
+        <w:rPr>
+          <w:rFonts w:ascii="Times New Roman" w:hAnsi="Times New Roman" w:eastAsia="Times New Roman" w:cs="Times New Roman"/>
+          <w:b/>
+          <w:bCs/>
+          <w:rtl w:val="0"/>
+        </w:rPr>
+        <w:t>1. Introdução</w:t>
+      </w:r>
+    </w:p>
+    <w:p>
+      <w:pPr>
+        <w:spacing w:before="240" w:after="240" w:line="360" w:lineRule="auto"/>
+        <w:ind w:firstLine="720"/>
+        <w:rPr>
+          <w:rFonts w:ascii="Times New Roman" w:hAnsi="Times New Roman" w:eastAsia="Times New Roman" w:cs="Times New Roman"/>
+        </w:rPr>
+      </w:pPr>
+      <w:r>
+        <w:rPr>
+          <w:rFonts w:ascii="Times New Roman" w:hAnsi="Times New Roman" w:eastAsia="Times New Roman" w:cs="Times New Roman"/>
+          <w:rtl w:val="0"/>
+        </w:rPr>
+        <w:t>O documento apresenta um MVP para o curso técnico de disciplina de Projeto Profissional de Big Data do Curso Técnico de Ciência de Dados da Escola do Futuro José Luiz Bittencourt, de Goiânia-GO.</w:t>
+      </w:r>
+    </w:p>
+    <w:p>
+      <w:pPr>
+        <w:numPr>
+          <w:ilvl w:val="0"/>
+          <w:numId w:val="1"/>
+        </w:numPr>
+        <w:spacing w:after="0" w:line="360" w:lineRule="auto"/>
+        <w:rPr>
+          <w:rFonts w:ascii="Times New Roman" w:hAnsi="Times New Roman" w:eastAsia="Times New Roman" w:cs="Times New Roman"/>
+          <w:b/>
+          <w:bCs/>
+          <w:rtl w:val="0"/>
+        </w:rPr>
+      </w:pPr>
+      <w:r>
+        <w:rPr>
+          <w:rFonts w:ascii="Times New Roman" w:hAnsi="Times New Roman" w:eastAsia="Times New Roman" w:cs="Times New Roman"/>
+          <w:b/>
+          <w:bCs/>
+          <w:rtl w:val="0"/>
+        </w:rPr>
+        <w:t>Definição do problema:</w:t>
+      </w:r>
+    </w:p>
+    <w:p>
+      <w:pPr>
+        <w:numPr>
+          <w:numId w:val="0"/>
+        </w:numPr>
+        <w:spacing w:after="0" w:line="360" w:lineRule="auto"/>
+        <w:rPr>
+          <w:rFonts w:hint="default" w:ascii="Times New Roman" w:hAnsi="Times New Roman" w:eastAsia="Times New Roman" w:cs="Times New Roman"/>
+          <w:b/>
+          <w:bCs/>
+          <w:rtl w:val="0"/>
+          <w:lang w:val="pt-BR"/>
+        </w:rPr>
+      </w:pPr>
+      <w:r>
+        <w:rPr>
+          <w:rFonts w:hint="default" w:ascii="Times New Roman" w:hAnsi="Times New Roman" w:eastAsia="Times New Roman" w:cs="Times New Roman"/>
+          <w:b/>
+          <w:bCs/>
+          <w:rtl w:val="0"/>
+          <w:lang w:val="pt-BR"/>
+        </w:rPr>
+        <w:tab/>
+        <w:t/>
+      </w:r>
+      <w:r>
+        <w:rPr>
+          <w:rFonts w:hint="default" w:ascii="Times New Roman" w:hAnsi="Times New Roman" w:eastAsia="Times New Roman" w:cs="Times New Roman"/>
+          <w:b/>
+          <w:bCs/>
+          <w:rtl w:val="0"/>
+          <w:lang w:val="pt-BR"/>
+        </w:rPr>
+        <w:tab/>
       </w:r>
       <w:bookmarkStart w:id="1" w:name="_GoBack"/>
       <w:bookmarkEnd w:id="1"/>
@@ -145,162 +305,6 @@
           <w:bCs/>
           <w:rtl w:val="0"/>
         </w:rPr>
-        <w:t>Responsáveis: Gustavo Caires da Silva</w:t>
-      </w:r>
-    </w:p>
-    <w:p>
-      <w:pPr>
-        <w:spacing w:after="0" w:line="360" w:lineRule="auto"/>
-        <w:rPr>
-          <w:rFonts w:ascii="Times New Roman" w:hAnsi="Times New Roman" w:eastAsia="Times New Roman" w:cs="Times New Roman"/>
-          <w:b/>
-          <w:bCs/>
-        </w:rPr>
-      </w:pPr>
-      <w:r>
-        <w:rPr>
-          <w:rFonts w:ascii="Times New Roman" w:hAnsi="Times New Roman" w:eastAsia="Times New Roman" w:cs="Times New Roman"/>
-          <w:b/>
-          <w:bCs/>
-          <w:rtl w:val="0"/>
-        </w:rPr>
-        <w:t>Data de execução: 10/03/2026</w:t>
-      </w:r>
-    </w:p>
-    <w:p>
-      <w:pPr>
-        <w:spacing w:after="0" w:line="360" w:lineRule="auto"/>
-        <w:rPr>
-          <w:rFonts w:ascii="Times New Roman" w:hAnsi="Times New Roman" w:eastAsia="Times New Roman" w:cs="Times New Roman"/>
-          <w:b/>
-          <w:bCs/>
-        </w:rPr>
-      </w:pPr>
-      <w:r>
-        <w:rPr>
-          <w:rFonts w:ascii="Times New Roman" w:hAnsi="Times New Roman" w:eastAsia="Times New Roman" w:cs="Times New Roman"/>
-          <w:b/>
-          <w:bCs/>
-          <w:rtl w:val="0"/>
-        </w:rPr>
-        <w:t>Repositório github: https://github.com/gustaa23/projeto_profissional_analise_dados</w:t>
-      </w:r>
-    </w:p>
-    <w:p>
-      <w:pPr>
-        <w:spacing w:after="0" w:line="360" w:lineRule="auto"/>
-        <w:rPr>
-          <w:rFonts w:ascii="Times New Roman" w:hAnsi="Times New Roman" w:eastAsia="Times New Roman" w:cs="Times New Roman"/>
-          <w:b/>
-          <w:bCs/>
-        </w:rPr>
-      </w:pPr>
-    </w:p>
-    <w:p>
-      <w:pPr>
-        <w:spacing w:after="0" w:line="360" w:lineRule="auto"/>
-        <w:rPr>
-          <w:rFonts w:ascii="Times New Roman" w:hAnsi="Times New Roman" w:eastAsia="Times New Roman" w:cs="Times New Roman"/>
-          <w:b/>
-          <w:bCs/>
-        </w:rPr>
-      </w:pPr>
-      <w:r>
-        <w:rPr>
-          <w:rFonts w:ascii="Times New Roman" w:hAnsi="Times New Roman" w:eastAsia="Times New Roman" w:cs="Times New Roman"/>
-          <w:b/>
-          <w:bCs/>
-          <w:rtl w:val="0"/>
-        </w:rPr>
-        <w:t>1. Introdução</w:t>
-      </w:r>
-    </w:p>
-    <w:p>
-      <w:pPr>
-        <w:spacing w:before="240" w:after="240" w:line="360" w:lineRule="auto"/>
-        <w:ind w:firstLine="720"/>
-        <w:rPr>
-          <w:rFonts w:ascii="Times New Roman" w:hAnsi="Times New Roman" w:eastAsia="Times New Roman" w:cs="Times New Roman"/>
-        </w:rPr>
-      </w:pPr>
-      <w:r>
-        <w:rPr>
-          <w:rFonts w:ascii="Times New Roman" w:hAnsi="Times New Roman" w:eastAsia="Times New Roman" w:cs="Times New Roman"/>
-          <w:rtl w:val="0"/>
-        </w:rPr>
-        <w:t>O documento apresenta um MVP para o curso técnico de disciplina de Projeto Profissional de Big Data do Curso Técnico de Ciência de Dados da Escola do Futuro José Luiz Bittencourt, de Goiânia-GO.</w:t>
-      </w:r>
-    </w:p>
-    <w:p>
-      <w:pPr>
-        <w:spacing w:after="0" w:line="360" w:lineRule="auto"/>
-        <w:rPr>
-          <w:rFonts w:ascii="Times New Roman" w:hAnsi="Times New Roman" w:eastAsia="Times New Roman" w:cs="Times New Roman"/>
-          <w:b/>
-          <w:bCs/>
-        </w:rPr>
-      </w:pPr>
-      <w:r>
-        <w:rPr>
-          <w:rFonts w:ascii="Times New Roman" w:hAnsi="Times New Roman" w:eastAsia="Times New Roman" w:cs="Times New Roman"/>
-          <w:b/>
-          <w:bCs/>
-          <w:rtl w:val="0"/>
-        </w:rPr>
-        <w:t>2. Definição do problema:</w:t>
-      </w:r>
-    </w:p>
-    <w:p>
-      <w:pPr>
-        <w:spacing w:after="0" w:line="360" w:lineRule="auto"/>
-        <w:rPr>
-          <w:rFonts w:ascii="Times New Roman" w:hAnsi="Times New Roman" w:eastAsia="Times New Roman" w:cs="Times New Roman"/>
-          <w:b/>
-          <w:bCs/>
-        </w:rPr>
-      </w:pPr>
-    </w:p>
-    <w:p>
-      <w:pPr>
-        <w:spacing w:after="0" w:line="360" w:lineRule="auto"/>
-        <w:ind w:firstLine="720"/>
-        <w:rPr>
-          <w:rFonts w:ascii="Times New Roman" w:hAnsi="Times New Roman" w:eastAsia="Times New Roman" w:cs="Times New Roman"/>
-        </w:rPr>
-      </w:pPr>
-      <w:r>
-        <w:rPr>
-          <w:rFonts w:ascii="Times New Roman" w:hAnsi="Times New Roman" w:eastAsia="Times New Roman" w:cs="Times New Roman"/>
-          <w:rtl w:val="0"/>
-        </w:rPr>
-        <w:t>O problema aborda a exposição e análise da taxa de analfabetismo (ou, de forma complementar, a taxa de alfabetização) no Brasil, com foco em identificar padrões regionais, temporais e demográficos. Isso inclui mapear áreas com altas taxas de analfabetismo para destacar desigualdades educacionais, que impactam o desenvolvimento socioeconômico. O objetivo é visualizar e analisar dados para gerar insights acionáveis sobre o progresso educacional, considerando fatores como idade, gênero, região e renda.</w:t>
-      </w:r>
-    </w:p>
-    <w:p>
-      <w:pPr>
-        <w:spacing w:after="0" w:line="360" w:lineRule="auto"/>
-        <w:ind w:firstLine="720"/>
-        <w:rPr>
-          <w:rFonts w:ascii="Times New Roman" w:hAnsi="Times New Roman" w:eastAsia="Times New Roman" w:cs="Times New Roman"/>
-        </w:rPr>
-      </w:pPr>
-    </w:p>
-    <w:p>
-      <w:pPr>
-        <w:spacing w:after="0" w:line="360" w:lineRule="auto"/>
-        <w:rPr>
-          <w:rFonts w:ascii="Times New Roman" w:hAnsi="Times New Roman" w:eastAsia="Times New Roman" w:cs="Times New Roman"/>
-          <w:b/>
-          <w:bCs/>
-        </w:rPr>
-      </w:pPr>
-      <w:r>
-        <w:rPr>
-          <w:rFonts w:ascii="Times New Roman" w:hAnsi="Times New Roman" w:eastAsia="Times New Roman" w:cs="Times New Roman"/>
-          <w:b/>
-          <w:bCs/>
-          <w:rtl w:val="0"/>
-        </w:rPr>
         <w:t>3. Público-alvo:</w:t>
       </w:r>
     </w:p>
@@ -309,43 +313,6 @@
         <w:spacing w:after="0" w:line="360" w:lineRule="auto"/>
         <w:rPr>
           <w:rFonts w:ascii="Times New Roman" w:hAnsi="Times New Roman" w:eastAsia="Times New Roman" w:cs="Times New Roman"/>
-          <w:b/>
-          <w:bCs/>
-        </w:rPr>
-      </w:pPr>
-    </w:p>
-    <w:p>
-      <w:pPr>
-        <w:spacing w:after="0" w:line="360" w:lineRule="auto"/>
-        <w:ind w:firstLine="720"/>
-        <w:rPr>
-          <w:rFonts w:ascii="Times New Roman" w:hAnsi="Times New Roman" w:eastAsia="Times New Roman" w:cs="Times New Roman"/>
-        </w:rPr>
-      </w:pPr>
-      <w:r>
-        <w:rPr>
-          <w:rFonts w:ascii="Times New Roman" w:hAnsi="Times New Roman" w:eastAsia="Times New Roman" w:cs="Times New Roman"/>
-          <w:rtl w:val="0"/>
-        </w:rPr>
-        <w:t>Ensino geral, estudantes e professores. Isso inclui educadores em busca de dados para aulas, alunos de cursos técnicos ou superiores em análise de dados, e o público leigo interessado em questões sociais e educacionais no Brasil.</w:t>
-      </w:r>
-    </w:p>
-    <w:p>
-      <w:pPr>
-        <w:spacing w:after="0" w:line="360" w:lineRule="auto"/>
-        <w:ind w:firstLine="720"/>
-        <w:rPr>
-          <w:rFonts w:ascii="Times New Roman" w:hAnsi="Times New Roman" w:eastAsia="Times New Roman" w:cs="Times New Roman"/>
-        </w:rPr>
-      </w:pPr>
-    </w:p>
-    <w:p>
-      <w:pPr>
-        <w:spacing w:after="0" w:line="360" w:lineRule="auto"/>
-        <w:rPr>
-          <w:rFonts w:ascii="Times New Roman" w:hAnsi="Times New Roman" w:eastAsia="Times New Roman" w:cs="Times New Roman"/>
-          <w:b/>
-          <w:bCs/>
         </w:rPr>
       </w:pPr>
       <w:r>
@@ -363,41 +330,6 @@
         <w:spacing w:after="0" w:line="360" w:lineRule="auto"/>
         <w:rPr>
           <w:rFonts w:ascii="Times New Roman" w:hAnsi="Times New Roman" w:eastAsia="Times New Roman" w:cs="Times New Roman"/>
-          <w:b/>
-          <w:bCs/>
-        </w:rPr>
-      </w:pPr>
-    </w:p>
-    <w:p>
-      <w:pPr>
-        <w:spacing w:after="0" w:line="360" w:lineRule="auto"/>
-        <w:ind w:firstLine="720"/>
-        <w:rPr>
-          <w:rFonts w:ascii="Times New Roman" w:hAnsi="Times New Roman" w:eastAsia="Times New Roman" w:cs="Times New Roman"/>
-        </w:rPr>
-      </w:pPr>
-      <w:r>
-        <w:rPr>
-          <w:rFonts w:ascii="Times New Roman" w:hAnsi="Times New Roman" w:eastAsia="Times New Roman" w:cs="Times New Roman"/>
-          <w:rtl w:val="0"/>
-        </w:rPr>
-        <w:t>Projeto sem fins lucrativos, mas pode ter stakeholders como a Escola do Futuro.</w:t>
-      </w:r>
-    </w:p>
-    <w:p>
-      <w:pPr>
-        <w:spacing w:after="0" w:line="360" w:lineRule="auto"/>
-        <w:ind w:firstLine="720"/>
-        <w:rPr>
-          <w:rFonts w:ascii="Times New Roman" w:hAnsi="Times New Roman" w:eastAsia="Times New Roman" w:cs="Times New Roman"/>
-        </w:rPr>
-      </w:pPr>
-    </w:p>
-    <w:p>
-      <w:pPr>
-        <w:spacing w:after="0" w:line="360" w:lineRule="auto"/>
-        <w:rPr>
-          <w:rFonts w:ascii="Times New Roman" w:hAnsi="Times New Roman" w:eastAsia="Times New Roman" w:cs="Times New Roman"/>
         </w:rPr>
       </w:pPr>
       <w:r>
@@ -412,8 +344,7 @@
     </w:p>
     <w:p>
       <w:pPr>
-        <w:spacing w:before="240" w:after="240" w:line="360" w:lineRule="auto"/>
-        <w:ind w:firstLine="720"/>
+        <w:spacing w:after="0" w:line="360" w:lineRule="auto"/>
         <w:rPr>
           <w:rFonts w:ascii="Times New Roman" w:hAnsi="Times New Roman" w:eastAsia="Times New Roman" w:cs="Times New Roman"/>
         </w:rPr>
@@ -423,23 +354,6 @@
       <w:r>
         <w:rPr>
           <w:rFonts w:ascii="Times New Roman" w:hAnsi="Times New Roman" w:eastAsia="Times New Roman" w:cs="Times New Roman"/>
-          <w:rtl w:val="0"/>
-        </w:rPr>
-        <w:t>A proposta de valor é fornecer uma análise acessível e visual da taxa de analfabetismo no Brasil, ajudando educadores, estudantes e policymakers a entenderem e combaterem desigualdades educacionais de forma data-driven. Quem é ajudado: Professores ganham recursos para aulas interativas; estudantes acessam dados reais para projetos; e o público geral obtém insights sobre o impacto social do analfabetismo (ex.: correlação com pobreza e desemprego). Como: Através de visualizações interativas (gráficos, mapas) que revelam tendências, como a redução da taxa de analfabetismo de 11,5% em 2010 para cerca de 6,9% em 2022, mas com persistentes disparidades regionais (ex.: Norte e Nordeste acima da média nacional).</w:t>
-      </w:r>
-    </w:p>
-    <w:p>
-      <w:pPr>
-        <w:spacing w:after="0" w:line="360" w:lineRule="auto"/>
-        <w:rPr>
-          <w:rFonts w:ascii="Times New Roman" w:hAnsi="Times New Roman" w:eastAsia="Times New Roman" w:cs="Times New Roman"/>
-          <w:b/>
-          <w:bCs/>
-        </w:rPr>
-      </w:pPr>
-      <w:r>
-        <w:rPr>
-          <w:rFonts w:ascii="Times New Roman" w:hAnsi="Times New Roman" w:eastAsia="Times New Roman" w:cs="Times New Roman"/>
           <w:b/>
           <w:bCs/>
           <w:rtl w:val="0"/>
@@ -452,59 +366,6 @@
         <w:spacing w:after="0" w:line="360" w:lineRule="auto"/>
         <w:rPr>
           <w:rFonts w:ascii="Times New Roman" w:hAnsi="Times New Roman" w:eastAsia="Times New Roman" w:cs="Times New Roman"/>
-          <w:b/>
-          <w:bCs/>
-        </w:rPr>
-      </w:pPr>
-    </w:p>
-    <w:p>
-      <w:pPr>
-        <w:spacing w:after="0" w:line="360" w:lineRule="auto"/>
-        <w:rPr>
-          <w:rFonts w:ascii="Times New Roman" w:hAnsi="Times New Roman" w:eastAsia="Times New Roman" w:cs="Times New Roman"/>
-        </w:rPr>
-      </w:pPr>
-      <w:r>
-        <w:rPr>
-          <w:rFonts w:ascii="Times New Roman" w:hAnsi="Times New Roman" w:eastAsia="Times New Roman" w:cs="Times New Roman"/>
-          <w:b/>
-          <w:bCs/>
-          <w:rtl w:val="0"/>
-        </w:rPr>
-        <w:t xml:space="preserve"> </w:t>
-      </w:r>
-      <w:r>
-        <w:rPr>
-          <w:rFonts w:ascii="Times New Roman" w:hAnsi="Times New Roman" w:eastAsia="Times New Roman" w:cs="Times New Roman"/>
-          <w:b/>
-          <w:bCs/>
-          <w:rtl w:val="0"/>
-        </w:rPr>
-        <w:tab/>
-      </w:r>
-      <w:r>
-        <w:rPr>
-          <w:rFonts w:ascii="Times New Roman" w:hAnsi="Times New Roman" w:eastAsia="Times New Roman" w:cs="Times New Roman"/>
-          <w:rtl w:val="0"/>
-        </w:rPr>
-        <w:t>Sidra(ibge): tabela 7240</w:t>
-      </w:r>
-    </w:p>
-    <w:p>
-      <w:pPr>
-        <w:spacing w:after="0" w:line="360" w:lineRule="auto"/>
-        <w:rPr>
-          <w:rFonts w:ascii="Times New Roman" w:hAnsi="Times New Roman" w:eastAsia="Times New Roman" w:cs="Times New Roman"/>
-        </w:rPr>
-      </w:pPr>
-    </w:p>
-    <w:p>
-      <w:pPr>
-        <w:spacing w:after="0" w:line="360" w:lineRule="auto"/>
-        <w:rPr>
-          <w:rFonts w:ascii="Times New Roman" w:hAnsi="Times New Roman" w:eastAsia="Times New Roman" w:cs="Times New Roman"/>
-          <w:b/>
-          <w:bCs/>
         </w:rPr>
       </w:pPr>
       <w:r>
@@ -522,94 +383,6 @@
         <w:spacing w:after="0" w:line="360" w:lineRule="auto"/>
         <w:rPr>
           <w:rFonts w:ascii="Times New Roman" w:hAnsi="Times New Roman" w:eastAsia="Times New Roman" w:cs="Times New Roman"/>
-          <w:b/>
-          <w:bCs/>
-        </w:rPr>
-      </w:pPr>
-    </w:p>
-    <w:p>
-      <w:pPr>
-        <w:spacing w:after="0" w:line="360" w:lineRule="auto"/>
-        <w:rPr>
-          <w:rFonts w:ascii="Times New Roman" w:hAnsi="Times New Roman" w:eastAsia="Times New Roman" w:cs="Times New Roman"/>
-        </w:rPr>
-      </w:pPr>
-      <w:r>
-        <w:rPr>
-          <w:rFonts w:ascii="Times New Roman" w:hAnsi="Times New Roman" w:eastAsia="Times New Roman" w:cs="Times New Roman"/>
-          <w:b w:val="0"/>
-          <w:bCs w:val="0"/>
-          <w:rtl w:val="0"/>
-        </w:rPr>
-        <w:t>Visual Studio Code (editor de código).</w:t>
-      </w:r>
-    </w:p>
-    <w:p>
-      <w:pPr>
-        <w:spacing w:after="0" w:line="360" w:lineRule="auto"/>
-        <w:rPr>
-          <w:rFonts w:ascii="Times New Roman" w:hAnsi="Times New Roman" w:eastAsia="Times New Roman" w:cs="Times New Roman"/>
-        </w:rPr>
-      </w:pPr>
-      <w:r>
-        <w:rPr>
-          <w:rFonts w:ascii="Times New Roman" w:hAnsi="Times New Roman" w:eastAsia="Times New Roman" w:cs="Times New Roman"/>
-          <w:b w:val="0"/>
-          <w:bCs w:val="0"/>
-          <w:rtl w:val="0"/>
-        </w:rPr>
-        <w:t>Github</w:t>
-      </w:r>
-      <w:r>
-        <w:rPr>
-          <w:rFonts w:ascii="Times New Roman" w:hAnsi="Times New Roman" w:eastAsia="Times New Roman" w:cs="Times New Roman"/>
-          <w:b w:val="0"/>
-          <w:bCs w:val="0"/>
-          <w:rtl w:val="0"/>
-        </w:rPr>
-        <w:tab/>
-      </w:r>
-      <w:r>
-        <w:rPr>
-          <w:rFonts w:ascii="Times New Roman" w:hAnsi="Times New Roman" w:eastAsia="Times New Roman" w:cs="Times New Roman"/>
-          <w:b w:val="0"/>
-          <w:bCs w:val="0"/>
-          <w:rtl w:val="0"/>
-        </w:rPr>
-        <w:t>(repositório e controle de versão).</w:t>
-      </w:r>
-      <w:r>
-        <w:rPr>
-          <w:rFonts w:ascii="Times New Roman" w:hAnsi="Times New Roman" w:eastAsia="Times New Roman" w:cs="Times New Roman"/>
-          <w:b w:val="0"/>
-          <w:bCs w:val="0"/>
-          <w:rtl w:val="0"/>
-        </w:rPr>
-        <w:br w:type="textWrapping"/>
-      </w:r>
-      <w:r>
-        <w:rPr>
-          <w:rFonts w:ascii="Times New Roman" w:hAnsi="Times New Roman" w:eastAsia="Times New Roman" w:cs="Times New Roman"/>
-          <w:b w:val="0"/>
-          <w:bCs w:val="0"/>
-          <w:rtl w:val="0"/>
-        </w:rPr>
-        <w:t>Python (pathlib, Pathpandas, matplotlib.pyplot, seaborn)</w:t>
-      </w:r>
-    </w:p>
-    <w:p>
-      <w:pPr>
-        <w:spacing w:after="0" w:line="360" w:lineRule="auto"/>
-        <w:rPr>
-          <w:rFonts w:ascii="Times New Roman" w:hAnsi="Times New Roman" w:eastAsia="Times New Roman" w:cs="Times New Roman"/>
-        </w:rPr>
-      </w:pPr>
-    </w:p>
-    <w:p>
-      <w:pPr>
-        <w:spacing w:after="0" w:line="360" w:lineRule="auto"/>
-        <w:rPr>
-          <w:rFonts w:ascii="Times New Roman" w:hAnsi="Times New Roman" w:eastAsia="Times New Roman" w:cs="Times New Roman"/>
         </w:rPr>
       </w:pPr>
       <w:r>
@@ -620,73 +393,6 @@
           <w:rtl w:val="0"/>
         </w:rPr>
         <w:t xml:space="preserve">8. Orçamento e cronograma: </w:t>
-      </w:r>
-      <w:r>
-        <w:rPr>
-          <w:rFonts w:ascii="Times New Roman" w:hAnsi="Times New Roman" w:eastAsia="Times New Roman" w:cs="Times New Roman"/>
-          <w:rtl w:val="0"/>
-        </w:rPr>
-        <w:t>custos detalhados e cronograma</w:t>
-      </w:r>
-    </w:p>
-    <w:p>
-      <w:pPr>
-        <w:spacing w:after="0" w:line="360" w:lineRule="auto"/>
-        <w:rPr>
-          <w:rFonts w:ascii="Times New Roman" w:hAnsi="Times New Roman" w:eastAsia="Times New Roman" w:cs="Times New Roman"/>
-        </w:rPr>
-      </w:pPr>
-      <w:r>
-        <w:rPr>
-          <w:rFonts w:ascii="Times New Roman" w:hAnsi="Times New Roman" w:eastAsia="Times New Roman" w:cs="Times New Roman"/>
-          <w:rtl w:val="0"/>
-        </w:rPr>
-        <w:t>Custos de hardware/software: R$ 0 (usar VS Code gratuito, GitHub free tier, Python open-source).</w:t>
-      </w:r>
-    </w:p>
-    <w:p>
-      <w:pPr>
-        <w:spacing w:after="0" w:line="360" w:lineRule="auto"/>
-        <w:rPr>
-          <w:rFonts w:ascii="Times New Roman" w:hAnsi="Times New Roman" w:eastAsia="Times New Roman" w:cs="Times New Roman"/>
-        </w:rPr>
-      </w:pPr>
-      <w:r>
-        <w:rPr>
-          <w:rFonts w:ascii="Times New Roman" w:hAnsi="Times New Roman" w:eastAsia="Times New Roman" w:cs="Times New Roman"/>
-          <w:rtl w:val="0"/>
-        </w:rPr>
-        <w:t>Dados: R$ 0 (datasets abertos do IBGE).</w:t>
-      </w:r>
-    </w:p>
-    <w:p>
-      <w:pPr>
-        <w:spacing w:after="0" w:line="360" w:lineRule="auto"/>
-        <w:rPr>
-          <w:rFonts w:ascii="Times New Roman" w:hAnsi="Times New Roman" w:eastAsia="Times New Roman" w:cs="Times New Roman"/>
-        </w:rPr>
-      </w:pPr>
-      <w:r>
-        <w:rPr>
-          <w:rFonts w:ascii="Times New Roman" w:hAnsi="Times New Roman" w:eastAsia="Times New Roman" w:cs="Times New Roman"/>
-          <w:rtl w:val="0"/>
-        </w:rPr>
-        <w:t>Tempo humano: 20 horas (estimativas).</w:t>
-      </w:r>
-    </w:p>
-    <w:p>
-      <w:pPr>
-        <w:spacing w:after="0" w:line="360" w:lineRule="auto"/>
-        <w:rPr>
-          <w:rFonts w:ascii="Times New Roman" w:hAnsi="Times New Roman" w:eastAsia="Times New Roman" w:cs="Times New Roman"/>
-        </w:rPr>
-      </w:pPr>
-      <w:r>
-        <w:rPr>
-          <w:rFonts w:ascii="Times New Roman" w:hAnsi="Times New Roman" w:eastAsia="Times New Roman" w:cs="Times New Roman"/>
-          <w:rtl w:val="0"/>
-        </w:rPr>
-        <w:t>Total: R$ 0 (projeto acadêmico sem fins lucrativos).</w:t>
       </w:r>
     </w:p>
     <w:p>
@@ -757,6 +463,26 @@
     </w:p>
   </w:footnote>
 </w:footnotes>
+</file>
+
+<file path=word/numbering.xml><?xml version="1.0" encoding="utf-8"?>
+<w:numbering xmlns:wpc="http://schemas.microsoft.com/office/word/2010/wordprocessingCanvas" xmlns:mc="http://schemas.openxmlformats.org/markup-compatibility/2006" xmlns:o="urn:schemas-microsoft-com:office:office" xmlns:r="http://schemas.openxmlformats.org/officeDocument/2006/relationships" xmlns:m="http://schemas.openxmlformats.org/officeDocument/2006/math" xmlns:v="urn:schemas-microsoft-com:vml" xmlns:wp14="http://schemas.microsoft.com/office/word/2010/wordprocessingDrawing" xmlns:wp="http://schemas.openxmlformats.org/drawingml/2006/wordprocessingDrawing" xmlns:w10="urn:schemas-microsoft-com:office:word" xmlns:w="http://schemas.openxmlformats.org/wordprocessingml/2006/main" xmlns:w14="http://schemas.microsoft.com/office/word/2010/wordml" xmlns:wpg="http://schemas.microsoft.com/office/word/2010/wordprocessingGroup" xmlns:wpi="http://schemas.microsoft.com/office/word/2010/wordprocessingInk" xmlns:wne="http://schemas.microsoft.com/office/word/2006/wordml" xmlns:wps="http://schemas.microsoft.com/office/word/2010/wordprocessingShape" xmlns:wpsCustomData="http://www.wps.cn/officeDocument/2013/wpsCustomData" mc:Ignorable="w14 wp14">
+  <w:abstractNum w:abstractNumId="0">
+    <w:nsid w:val="4D600A0F"/>
+    <w:multiLevelType w:val="singleLevel"/>
+    <w:tmpl w:val="4D600A0F"/>
+    <w:lvl w:ilvl="0" w:tentative="0">
+      <w:start w:val="2"/>
+      <w:numFmt w:val="decimal"/>
+      <w:suff w:val="space"/>
+      <w:lvlText w:val="%1."/>
+      <w:lvlJc w:val="left"/>
+    </w:lvl>
+  </w:abstractNum>
+  <w:num w:numId="1">
+    <w:abstractNumId w:val="0"/>
+  </w:num>
+</w:numbering>
 </file>
 
 <file path=word/styles.xml><?xml version="1.0" encoding="utf-8"?>
@@ -844,7 +570,7 @@
     <w:lsdException w:unhideWhenUsed="0" w:uiPriority="0" w:semiHidden="0" w:name="List Continue 4"/>
     <w:lsdException w:unhideWhenUsed="0" w:uiPriority="0" w:semiHidden="0" w:name="List Continue 5"/>
     <w:lsdException w:unhideWhenUsed="0" w:uiPriority="0" w:semiHidden="0" w:name="Message Header"/>
-    <w:lsdException w:unhideWhenUsed="0" w:uiPriority="0" w:semiHidden="0" w:name="Subtitle"/>
+    <w:lsdException w:qFormat="1" w:unhideWhenUsed="0" w:uiPriority="0" w:semiHidden="0" w:name="Subtitle"/>
     <w:lsdException w:unhideWhenUsed="0" w:uiPriority="0" w:semiHidden="0" w:name="Salutation"/>
     <w:lsdException w:unhideWhenUsed="0" w:uiPriority="0" w:semiHidden="0" w:name="Date"/>
     <w:lsdException w:unhideWhenUsed="0" w:uiPriority="0" w:semiHidden="0" w:name="Body Text First Indent"/>
@@ -1164,6 +890,7 @@
     <w:name w:val="Subtitle"/>
     <w:basedOn w:val="1"/>
     <w:next w:val="1"/>
+    <w:qFormat/>
     <w:uiPriority w:val="0"/>
     <w:rPr>
       <w:color w:val="595959"/>
